--- a/docs/SOLID_DRAFT_SECURITY.docx
+++ b/docs/SOLID_DRAFT_SECURITY.docx
@@ -103,6 +103,27 @@
       </w:r>
       <w:r>
         <w:t xml:space="preserve"> (reading order / next steps).</w:t>
+      </w:r>
+    </w:p>
+    <w:p>
+      <w:r>
+        <w:rPr>
+          <w:b/>
+        </w:rPr>
+        <w:t>Forward-looking companion:</w:t>
+      </w:r>
+      <w:r>
+        <w:t xml:space="preserve"> </w:t>
+      </w:r>
+      <w:r>
+        <w:rPr>
+          <w:rFonts w:ascii="Consolas" w:hAnsi="Consolas"/>
+          <w:sz w:val="20"/>
+        </w:rPr>
+        <w:t>docs/SECURITY_AND_GDPR.md</w:t>
+      </w:r>
+      <w:r>
+        <w:t xml:space="preserve"> covers what is still missing — data subject rights, retention, transparency, the remaining header and CSP work, and the compliance obligations that attach once real users exist. This file is the record of what was fixed; that one is the plan for what comes next.</w:t>
       </w:r>
     </w:p>
     <w:p/>
